--- a/!docs/Пояснительная записка Реут.docx
+++ b/!docs/Пояснительная записка Реут.docx
@@ -2922,6 +2922,7 @@
                 <w:lang w:val="en-US"/>
               </w:rPr>
             </w:pPr>
+            <w:proofErr w:type="spellStart"/>
             <w:r>
               <w:rPr>
                 <w:sz w:val="28"/>
@@ -2929,6 +2930,7 @@
               </w:rPr>
               <w:t>Нормоконтролер</w:t>
             </w:r>
+            <w:proofErr w:type="spellEnd"/>
             <w:r>
               <w:rPr>
                 <w:sz w:val="28"/>
@@ -3474,6 +3476,7 @@
                 <w:szCs w:val="22"/>
               </w:rPr>
             </w:pPr>
+            <w:proofErr w:type="spellStart"/>
             <w:r>
               <w:rPr>
                 <w:rFonts w:eastAsia="Arial Unicode MS"/>
@@ -3498,6 +3501,7 @@
               </w:rPr>
               <w:t>о</w:t>
             </w:r>
+            <w:proofErr w:type="spellEnd"/>
             <w:r>
               <w:rPr>
                 <w:rFonts w:eastAsia="Arial Unicode MS"/>
@@ -7168,13 +7172,23 @@
                       <w:szCs w:val="28"/>
                     </w:rPr>
                   </w:pPr>
+                  <w:proofErr w:type="spellStart"/>
                   <w:r>
                     <w:rPr>
                       <w:color w:val="000000"/>
                       <w:sz w:val="28"/>
                       <w:szCs w:val="28"/>
                     </w:rPr>
-                    <w:t xml:space="preserve">Нормоконтролер </w:t>
+                    <w:t>Нормоконтролер</w:t>
+                  </w:r>
+                  <w:proofErr w:type="spellEnd"/>
+                  <w:r>
+                    <w:rPr>
+                      <w:color w:val="000000"/>
+                      <w:sz w:val="28"/>
+                      <w:szCs w:val="28"/>
+                    </w:rPr>
+                    <w:t xml:space="preserve"> </w:t>
                   </w:r>
                 </w:p>
                 <w:p>
@@ -8368,7 +8382,15 @@
         <w:pStyle w:val="aa"/>
       </w:pPr>
       <w:r>
-        <w:t>С бурным развитием технологий компьютерного зрения и машинного обучения появилась принципиальная возможность создать такие инструменты. Современные алгоритмы, основанные на глубоких нейронных сетях, позволяют автоматически детектировать лица в видеопотоке, анализировать микровыражения и с высокой точностью классифицировать базовые эмоциональные состояния. Это создает технологический фундамент для перехода от субъективных оценок и запоздалых отчетов к объективным, количественным данным, доступным в режиме реального времени.</w:t>
+        <w:t xml:space="preserve">С бурным развитием технологий компьютерного зрения и машинного обучения появилась принципиальная возможность создать такие инструменты. Современные алгоритмы, основанные на глубоких нейронных сетях, позволяют автоматически детектировать лица в видеопотоке, анализировать </w:t>
+      </w:r>
+      <w:proofErr w:type="spellStart"/>
+      <w:r>
+        <w:t>микровыражения</w:t>
+      </w:r>
+      <w:proofErr w:type="spellEnd"/>
+      <w:r>
+        <w:t xml:space="preserve"> и с высокой точностью классифицировать базовые эмоциональные состояния. Это создает технологический фундамент для перехода от субъективных оценок и запоздалых отчетов к объективным, количественным данным, доступным в режиме реального времени.</w:t>
       </w:r>
     </w:p>
     <w:p>
@@ -8406,13 +8428,7 @@
         <w:t>времени с высокой</w:t>
       </w:r>
       <w:r>
-        <w:t xml:space="preserve"> производительностью, генерацию интерпретируемых метрик на групповом уровне,</w:t>
-      </w:r>
-      <w:r>
-        <w:t xml:space="preserve"> </w:t>
-      </w:r>
-      <w:r>
-        <w:t>интуитивную</w:t>
+        <w:t xml:space="preserve"> производительностью, генерацию интерпретируемых метрик на групповом уровне, интуитивную</w:t>
       </w:r>
       <w:r>
         <w:rPr>
@@ -8486,7 +8502,24 @@
           <w:b w:val="0"/>
           <w:bCs w:val="0"/>
         </w:rPr>
-        <w:t xml:space="preserve"> оценки вовлеченности аудитории благодаря разработке модуля для автоматического анализа и визуализации группового эмоционального состояния в реальном времени.</w:t>
+        <w:t xml:space="preserve"> оценки вовлеченности аудитории благодаря разработке модуля для автоматического анализа и визуализации группового эмоционального состояния </w:t>
+      </w:r>
+      <w:r>
+        <w:rPr>
+          <w:rStyle w:val="a9"/>
+          <w:b w:val="0"/>
+          <w:bCs w:val="0"/>
+          <w:lang w:val="ru-RU"/>
+        </w:rPr>
+        <w:t>на основе потоковой обработки видеоданных</w:t>
+      </w:r>
+      <w:r>
+        <w:rPr>
+          <w:rStyle w:val="a9"/>
+          <w:b w:val="0"/>
+          <w:bCs w:val="0"/>
+        </w:rPr>
+        <w:t>.</w:t>
       </w:r>
     </w:p>
     <w:p>
@@ -8540,15 +8573,55 @@
           <w:sz w:val="28"/>
           <w:szCs w:val="28"/>
         </w:rPr>
-        <w:t xml:space="preserve">– выполнить сравнительный анализ существующих коммерческих и исследовательских систем эмоционального анализа (Imentiv AI, FaceReader, </w:t>
-      </w:r>
+        <w:t>– выполнить сравнительный анализ существующих систем эмоционального анализа (</w:t>
+      </w:r>
+      <w:proofErr w:type="spellStart"/>
       <w:r>
         <w:rPr>
           <w:sz w:val="28"/>
           <w:szCs w:val="28"/>
         </w:rPr>
-        <w:lastRenderedPageBreak/>
-        <w:t xml:space="preserve">MMER_FEASy) для выявления их функциональных возможностей, преимуществ и недостатков; </w:t>
+        <w:t>Imentiv</w:t>
+      </w:r>
+      <w:proofErr w:type="spellEnd"/>
+      <w:r>
+        <w:rPr>
+          <w:sz w:val="28"/>
+          <w:szCs w:val="28"/>
+        </w:rPr>
+        <w:t xml:space="preserve"> AI, </w:t>
+      </w:r>
+      <w:proofErr w:type="spellStart"/>
+      <w:r>
+        <w:rPr>
+          <w:sz w:val="28"/>
+          <w:szCs w:val="28"/>
+        </w:rPr>
+        <w:t>FaceReader</w:t>
+      </w:r>
+      <w:proofErr w:type="spellEnd"/>
+      <w:r>
+        <w:rPr>
+          <w:sz w:val="28"/>
+          <w:szCs w:val="28"/>
+        </w:rPr>
+        <w:t xml:space="preserve">, </w:t>
+      </w:r>
+      <w:proofErr w:type="spellStart"/>
+      <w:r>
+        <w:rPr>
+          <w:sz w:val="28"/>
+          <w:szCs w:val="28"/>
+        </w:rPr>
+        <w:t>MMER_FEASy</w:t>
+      </w:r>
+      <w:proofErr w:type="spellEnd"/>
+      <w:r>
+        <w:rPr>
+          <w:sz w:val="28"/>
+          <w:szCs w:val="28"/>
+        </w:rPr>
+        <w:t xml:space="preserve">) для выявления их функциональных возможностей, преимуществ и недостатков; </w:t>
       </w:r>
     </w:p>
     <w:p>
@@ -8566,7 +8639,30 @@
           <w:sz w:val="28"/>
           <w:szCs w:val="28"/>
         </w:rPr>
-        <w:t xml:space="preserve">– спроектировать архитектуру системы, способную обрабатывать видеопоток в реальном времени, определять демографические характеристики и эмоции, а также агрегировать данные на групповом уровне; </w:t>
+        <w:lastRenderedPageBreak/>
+        <w:t xml:space="preserve">– спроектировать архитектуру системы, </w:t>
+      </w:r>
+      <w:r>
+        <w:rPr>
+          <w:rStyle w:val="agcmg"/>
+          <w:sz w:val="28"/>
+          <w:szCs w:val="28"/>
+        </w:rPr>
+        <w:t>способную на потоковую обработку видеоданных</w:t>
+      </w:r>
+      <w:r>
+        <w:rPr>
+          <w:sz w:val="28"/>
+          <w:szCs w:val="28"/>
+        </w:rPr>
+        <w:t>, определять демографическ</w:t>
+      </w:r>
+      <w:r>
+        <w:rPr>
+          <w:sz w:val="28"/>
+          <w:szCs w:val="28"/>
+        </w:rPr>
+        <w:t xml:space="preserve">ие характеристики и эмоции, а также агрегировать данные на групповом уровне; </w:t>
       </w:r>
     </w:p>
     <w:p>
@@ -8726,7 +8822,6 @@
       </w:pPr>
       <w:bookmarkStart w:id="30" w:name="_Toc217909213"/>
       <w:r>
-        <w:lastRenderedPageBreak/>
         <w:t xml:space="preserve">1 </w:t>
       </w:r>
       <w:bookmarkEnd w:id="29"/>
@@ -8752,6 +8847,7 @@
       <w:bookmarkStart w:id="31" w:name="_Toc147217003"/>
       <w:bookmarkStart w:id="32" w:name="_Toc217909214"/>
       <w:r>
+        <w:lastRenderedPageBreak/>
         <w:t xml:space="preserve">1.1 </w:t>
       </w:r>
       <w:bookmarkEnd w:id="31"/>
@@ -8802,17 +8898,17 @@
         <w:pStyle w:val="13"/>
       </w:pPr>
       <w:r>
-        <w:t xml:space="preserve">Несмотря на существующий арсенал коммерческих и научных решений для распознавания эмоций, их практическое применение для анализа групповой динамики сопряжено с рядом системных ограничений. Первое </w:t>
+        <w:t xml:space="preserve">Несмотря на существующий арсенал коммерческих и научных решений для распознавания эмоций, их практическое применение для анализа групповой динамики сопряжено с рядом системных ограничений. Первое ограничение заключается в ориентации большинства существующих продуктов на офлайн-анализ </w:t>
+      </w:r>
+      <w:r>
+        <w:t xml:space="preserve">заранее </w:t>
+      </w:r>
+      <w:r>
+        <w:t xml:space="preserve">записанных видеоматериалов, что </w:t>
       </w:r>
       <w:r>
         <w:lastRenderedPageBreak/>
-        <w:t xml:space="preserve">ограничение заключается в ориентации большинства существующих продуктов на офлайн-анализ </w:t>
-      </w:r>
-      <w:r>
-        <w:t xml:space="preserve">заранее </w:t>
-      </w:r>
-      <w:r>
-        <w:t xml:space="preserve">записанных видеоматериалов, что исключает возможность оперативной адаптации воздействия на аудиторию. Вторым существенным недостатком является фокус на индивидуальной классификации аффективных состояний при отсутствии встроенных механизмов для генерации комплексных, интерпретируемых метрик на уровне группы. Третье ограничение связано с игнорированием контекстуальных факторов внешней среды, способных оказывать существенное модулирующее влияние на </w:t>
+        <w:t xml:space="preserve">исключает возможность оперативной адаптации воздействия на аудиторию. Вторым существенным недостатком является фокус на индивидуальной классификации аффективных состояний при отсутствии встроенных механизмов для генерации комплексных, интерпретируемых метрик на уровне группы. Третье ограничение связано с игнорированием контекстуальных факторов внешней среды, способных оказывать существенное модулирующее влияние на </w:t>
       </w:r>
       <w:r>
         <w:t>эмоциональный фон, что снижает валидность выводов.</w:t>
@@ -8849,11 +8945,11 @@
         <w:pStyle w:val="13"/>
       </w:pPr>
       <w:r>
-        <w:t xml:space="preserve">Предлагаемый к разработке программный модуль для эмоционального мониторинга аудитории и интерактивной аналитики настроений направлен на преодоление указанных методологических и технологических разрывов. Его ключевыми отличительными особенностями являются: реализация конвейера обработки видеопотока в реальном времени с детекцией лиц и классификацией аффектов; автоматизированная агрегация индивидуальных </w:t>
+        <w:t xml:space="preserve">Предлагаемый к разработке программный модуль для эмоционального мониторинга аудитории и интерактивной аналитики настроений направлен на преодоление указанных методологических и технологических разрывов. Его ключевыми отличительными особенностями являются: реализация конвейера обработки видеопотока в реальном времени с детекцией лиц и классификацией аффектов; автоматизированная агрегация индивидуальных данных в совокупные групповые показатели с последующей их визуализацией; а также архитектурная возможность интеграции с внешними </w:t>
       </w:r>
       <w:r>
         <w:lastRenderedPageBreak/>
-        <w:t>данных в совокупные групповые показатели с последующей их визуализацией; а также архитектурная возможность интеграции с внешними источниками контекстных данных для проведения корреляционного анализа. Такой комплексный подход обеспечивает не только мониторинг, но и более глубокую интерпретацию наблюдаемых эмоциональных паттернов.</w:t>
+        <w:t>источниками контекстных данных для проведения корреляционного анализа. Такой комплексный подход обеспечивает не только мониторинг, но и более глубокую интерпретацию наблюдаемых эмоциональных паттернов.</w:t>
       </w:r>
     </w:p>
     <w:p>
@@ -8901,7 +8997,6 @@
       </w:pPr>
       <w:bookmarkStart w:id="33" w:name="_Toc217909215"/>
       <w:r>
-        <w:lastRenderedPageBreak/>
         <w:t xml:space="preserve">1.2 </w:t>
       </w:r>
       <w:r>
@@ -8934,6 +9029,7 @@
         <w:pStyle w:val="13"/>
       </w:pPr>
       <w:r>
+        <w:lastRenderedPageBreak/>
         <w:t>Разрабатываемый модуль функционирует на стыке нескольких взаимосвязанных научно-практических областей: аффективных вычислений, компьютерного зрения и анализа данных в реальном времени. Его предметная область определяется задачами автоматического распознавания, количественной оценки и визуализации эмоциональных состояний индивидов и групп на основе невербальных поведенческих сигналов, извлекаемых из видеопотока.</w:t>
       </w:r>
       <w:r>
@@ -8963,7 +9059,23 @@
         <w:t xml:space="preserve">– </w:t>
       </w:r>
       <w:r>
-        <w:t xml:space="preserve">междисциплинарная область информатики, изучающая системы и устройства, способные распознавать, интерпретировать, обрабатывать и симулировать человеческие аффекты. В контексте данного проекта, аффективные вычисления предоставляют теоретическую и методологическую базу для классификации эмоциональных состояний по лицевой экспрессии. Ключевой моделью в данной области является система кодирования лицевых движений (Facial Action Coding System, FACS), которая </w:t>
+        <w:t>междисциплинарная область информатики, изучающая системы и устройства, способные распознавать, интерпретировать, обрабатывать и симулировать человеческие аффекты. В контексте данного проекта, аффективные вычисления предоставляют теоретическую и методологическую базу для классификации эмоциональных состояний по лицевой экспрессии. Ключевой моделью в данной области является система кодирования лицевых движений (</w:t>
+      </w:r>
+      <w:proofErr w:type="spellStart"/>
+      <w:r>
+        <w:t>Facial</w:t>
+      </w:r>
+      <w:proofErr w:type="spellEnd"/>
+      <w:r>
+        <w:t xml:space="preserve"> Action </w:t>
+      </w:r>
+      <w:proofErr w:type="spellStart"/>
+      <w:r>
+        <w:t>Coding</w:t>
+      </w:r>
+      <w:proofErr w:type="spellEnd"/>
+      <w:r>
+        <w:t xml:space="preserve"> System, FACS), которая </w:t>
       </w:r>
       <w:r>
         <w:t>в действительности</w:t>
@@ -8989,19 +9101,88 @@
         <w:t>х</w:t>
       </w:r>
       <w:r>
-        <w:t xml:space="preserve">точных нейронных сетей, такие как MTCNN, RetinaFace или семейство YOLO, оптимизированные для задач обнаружения объектов в режиме реального времени. Последующий этап выравнивания и выделения признаков лица обеспечивает нормализацию обнаруженной области для повышения точности классификации. Без надежных и быстрых алгоритмов компьютерного зрения </w:t>
-      </w:r>
+        <w:t xml:space="preserve">точных нейронных сетей, такие как MTCNN, </w:t>
+      </w:r>
+      <w:proofErr w:type="spellStart"/>
+      <w:r>
+        <w:t>RetinaFace</w:t>
+      </w:r>
+      <w:proofErr w:type="spellEnd"/>
+      <w:r>
+        <w:t xml:space="preserve"> или семейство YOLO, оптимизированные для задач обнаружения объектов в режиме реального времени. Последующий этап выравнивания и выделения признаков лица обеспечивает нормализацию обнаруженной области для повышения точности классификации. Без надежных и быстрых алгоритмов компьютерного зрения невозможна последующая содержательная интерпретация эмоционального состояния.</w:t>
+      </w:r>
+    </w:p>
+    <w:p>
+      <w:pPr>
+        <w:pStyle w:val="13"/>
+      </w:pPr>
       <w:r>
         <w:lastRenderedPageBreak/>
-        <w:t>невозможна последующая содержательная интерпретация эмоционального состояния.</w:t>
-      </w:r>
-    </w:p>
-    <w:p>
-      <w:pPr>
-        <w:pStyle w:val="13"/>
-      </w:pPr>
-      <w:r>
-        <w:t>Классификация эмоций по лицевой экспрессии представляет собой задачу многоклассовой классификации, где на вход модели подается изображение лица, а на выходе ожидается вероятностное распределение по заданному набору базовых эмоций (чаще всего, модель П. Экмана: счастье, печаль, гнев, удивление, страх, отвращение, нейтральное состояние). Современные достижения в этой области связаны с использованием предобученных глубоких архитектур (VGG, ResNet, EfficientNet) и специализированных датасетов (FER-2013, AffectNet, RAF-DB), дообучаемых для конкретных условий освещенности и этнического разнообразия.</w:t>
+        <w:t xml:space="preserve">Классификация эмоций по лицевой экспрессии представляет собой задачу </w:t>
+      </w:r>
+      <w:proofErr w:type="spellStart"/>
+      <w:r>
+        <w:t>многоклассовой</w:t>
+      </w:r>
+      <w:proofErr w:type="spellEnd"/>
+      <w:r>
+        <w:t xml:space="preserve"> классификации, где на вход модели подается изображение лица, а на выходе ожидается вероятностное распределение по заданному набору базовых эмоций (чаще всего, модель П. </w:t>
+      </w:r>
+      <w:proofErr w:type="spellStart"/>
+      <w:r>
+        <w:t>Экмана</w:t>
+      </w:r>
+      <w:proofErr w:type="spellEnd"/>
+      <w:r>
+        <w:t xml:space="preserve">: счастье, печаль, гнев, удивление, страх, отвращение, нейтральное состояние). Современные достижения в этой области связаны с использованием </w:t>
+      </w:r>
+      <w:proofErr w:type="spellStart"/>
+      <w:r>
+        <w:t>предобученных</w:t>
+      </w:r>
+      <w:proofErr w:type="spellEnd"/>
+      <w:r>
+        <w:t xml:space="preserve"> глубоких архитектур (VGG, </w:t>
+      </w:r>
+      <w:proofErr w:type="spellStart"/>
+      <w:r>
+        <w:t>ResNet</w:t>
+      </w:r>
+      <w:proofErr w:type="spellEnd"/>
+      <w:r>
+        <w:t xml:space="preserve">, </w:t>
+      </w:r>
+      <w:proofErr w:type="spellStart"/>
+      <w:r>
+        <w:t>EfficientNet</w:t>
+      </w:r>
+      <w:proofErr w:type="spellEnd"/>
+      <w:r>
+        <w:t xml:space="preserve">) и специализированных </w:t>
+      </w:r>
+      <w:proofErr w:type="spellStart"/>
+      <w:r>
+        <w:t>датасетов</w:t>
+      </w:r>
+      <w:proofErr w:type="spellEnd"/>
+      <w:r>
+        <w:t xml:space="preserve"> (FER-2013, </w:t>
+      </w:r>
+      <w:proofErr w:type="spellStart"/>
+      <w:r>
+        <w:t>AffectNet</w:t>
+      </w:r>
+      <w:proofErr w:type="spellEnd"/>
+      <w:r>
+        <w:t xml:space="preserve">, RAF-DB), </w:t>
+      </w:r>
+      <w:proofErr w:type="spellStart"/>
+      <w:r>
+        <w:t>дообучаемых</w:t>
+      </w:r>
+      <w:proofErr w:type="spellEnd"/>
+      <w:r>
+        <w:t xml:space="preserve"> для конкретных условий освещенности и этнического разнообразия.</w:t>
       </w:r>
     </w:p>
     <w:p>
@@ -9042,7 +9223,15 @@
         <w:t>культурные и индивидуальные различия</w:t>
       </w:r>
       <w:r>
-        <w:t> в выражении эмоций, что требует использования сбалансированных и репрезентативных датасетов для обучения моделей. Кроме того, существует </w:t>
+        <w:t xml:space="preserve"> в выражении эмоций, что требует использования сбалансированных и репрезентативных </w:t>
+      </w:r>
+      <w:proofErr w:type="spellStart"/>
+      <w:r>
+        <w:t>датасетов</w:t>
+      </w:r>
+      <w:proofErr w:type="spellEnd"/>
+      <w:r>
+        <w:t xml:space="preserve"> для обучения моделей. Кроме того, существует </w:t>
       </w:r>
       <w:r>
         <w:rPr>
@@ -9075,11 +9264,16 @@
         <w:t>Параллельно с анализом эмоций выполняется задача демографической классификации, включающая определение</w:t>
       </w:r>
       <w:r>
-        <w:t xml:space="preserve"> пола и возрастной группы. Эти задачи часто решаются совместно с классификацией эмоций на основе общих </w:t>
-      </w:r>
+        <w:t> пола и возрастной группы. Эти задачи часто решаются совместно с классификацией эмоций на основе общих признаков высокого уровня, извлеченных из изображения лица, что повышает эффективность всей системы.</w:t>
+      </w:r>
+    </w:p>
+    <w:p>
+      <w:pPr>
+        <w:pStyle w:val="13"/>
+      </w:pPr>
       <w:r>
         <w:lastRenderedPageBreak/>
-        <w:t>признаков высокого уровня, извлеченных из изображения лица, что повышает эффективность всей системы.</w:t>
+        <w:t>Уникальность предметной области разрабатываемого модуля заключается в переходе от индивидуального к групповому анализу. Это требует реализации дополнительного слоя потоковой аналитики, который в реальном времени агрегирует индивидуальные предсказания, вычисляя метрики на уровне группы:</w:t>
       </w:r>
     </w:p>
     <w:p>
@@ -9087,7 +9281,16 @@
         <w:pStyle w:val="13"/>
       </w:pPr>
       <w:r>
-        <w:t>Уникальность предметной области разрабатываемого модуля заключается в переходе от индивидуального к групповому анализу. Это требует реализации дополнительного слоя потоковой аналитики, который в реальном времени агрегирует индивидуальные предсказания, вычисляя метрики на уровне группы:</w:t>
+        <w:t xml:space="preserve">– </w:t>
+      </w:r>
+      <w:r>
+        <w:t>п</w:t>
+      </w:r>
+      <w:r>
+        <w:t>роцентное соотношение индивидов, испытывающих каждую из базовых эмоций</w:t>
+      </w:r>
+      <w:r>
+        <w:t>;</w:t>
       </w:r>
     </w:p>
     <w:p>
@@ -9098,13 +9301,19 @@
         <w:t xml:space="preserve">– </w:t>
       </w:r>
       <w:r>
-        <w:t>п</w:t>
-      </w:r>
-      <w:r>
-        <w:t>роцентное соотношение индивидов, испытывающих каждую из базовых эмоций</w:t>
-      </w:r>
-      <w:r>
-        <w:t>;</w:t>
+        <w:t>а</w:t>
+      </w:r>
+      <w:r>
+        <w:t xml:space="preserve">грегированный индикатор, выводимый на основе доминирующей эмоции </w:t>
+      </w:r>
+      <w:r>
+        <w:t xml:space="preserve">группы </w:t>
+      </w:r>
+      <w:r>
+        <w:t>или взвешенного среднего</w:t>
+      </w:r>
+      <w:r>
+        <w:t>.</w:t>
       </w:r>
     </w:p>
     <w:p>
@@ -9112,22 +9321,13 @@
         <w:pStyle w:val="13"/>
       </w:pPr>
       <w:r>
-        <w:t xml:space="preserve">– </w:t>
-      </w:r>
-      <w:r>
-        <w:t>а</w:t>
-      </w:r>
-      <w:r>
-        <w:t xml:space="preserve">грегированный индикатор, выводимый на основе доминирующей эмоции </w:t>
-      </w:r>
-      <w:r>
-        <w:t xml:space="preserve">группы </w:t>
-      </w:r>
-      <w:r>
-        <w:t>или взвешенного среднего</w:t>
-      </w:r>
-      <w:r>
-        <w:t>.</w:t>
+        <w:t xml:space="preserve">Важным аспектом предметной области является обеспечение интерактивной визуализации получаемых данных. Принципы человеко-компьютерного взаимодействия диктуют необходимость представления сложных многомерных данных в интуитивно понятной форме: аннотированное видео с </w:t>
+      </w:r>
+      <w:r>
+        <w:t>рамкой, отслеживающей лицо,</w:t>
+      </w:r>
+      <w:r>
+        <w:t xml:space="preserve"> и текстовыми метками, динамические круговые диаграммы для отображения распределения, а также текстовые сводки.</w:t>
       </w:r>
     </w:p>
     <w:p>
@@ -9135,13 +9335,7 @@
         <w:pStyle w:val="13"/>
       </w:pPr>
       <w:r>
-        <w:t xml:space="preserve">Важным аспектом предметной области является обеспечение интерактивной визуализации получаемых данных. Принципы человеко-компьютерного взаимодействия диктуют необходимость представления сложных многомерных данных в интуитивно понятной форме: аннотированное видео с </w:t>
-      </w:r>
-      <w:r>
-        <w:t>рамкой, отслеживающей лицо,</w:t>
-      </w:r>
-      <w:r>
-        <w:t xml:space="preserve"> и текстовыми метками, динамические круговые диаграммы для отображения распределения, а также текстовые сводки.</w:t>
+        <w:t>Наконец, расширенный анализ предполагает корреляцию эмоциональных паттернов с внешними факторами, такими как метеорологические условия. Это требует интеграции модуля с внешними API (например, погодными сервисами) и применения методов статистического анализа (например, корреляция Пирсона, анализ временных рядов) для выявления значимых зависимостей, что переводит систему из разряда инструментов мониторинга в категорию систем аналитической поддержки принятия решений.</w:t>
       </w:r>
     </w:p>
     <w:p>
@@ -9149,7 +9343,7 @@
         <w:pStyle w:val="13"/>
       </w:pPr>
       <w:r>
-        <w:t>Наконец, расширенный анализ предполагает корреляцию эмоциональных паттернов с внешними факторами, такими как метеорологические условия. Это требует интеграции модуля с внешними API (например, погодными сервисами) и применения методов статистического анализа (например, корреляция Пирсона, анализ временных рядов) для выявления значимых зависимостей, что переводит систему из разряда инструментов мониторинга в категорию систем аналитической поддержки принятия решений.</w:t>
+        <w:t>Таким образом, предметная область проекта синтезирует методы машинного обучения, алгоритмы обработки сигналов в реальном времени, принципы визуализации данных и элементы статистического анализа, направляя их на решение комплексной задачи объективной оценки и интерпретации коллективного эмоционального состояния.</w:t>
       </w:r>
     </w:p>
     <w:p>
@@ -9157,18 +9351,7 @@
         <w:pStyle w:val="13"/>
       </w:pPr>
       <w:r>
-        <w:t xml:space="preserve">Таким образом, предметная область проекта синтезирует методы машинного обучения, алгоритмы обработки сигналов в реальном времени, принципы визуализации данных и элементы статистического анализа, </w:t>
-      </w:r>
-      <w:r>
         <w:lastRenderedPageBreak/>
-        <w:t>направляя их на решение комплексной задачи объективной оценки и интерпретации коллективного эмоционального состояния.</w:t>
-      </w:r>
-    </w:p>
-    <w:p>
-      <w:pPr>
-        <w:pStyle w:val="13"/>
-      </w:pPr>
-      <w:r>
         <w:t>С практической точки зрения, предметная область модуля находит применение в широком спектре отраслей, формируя тем самым междисциплинарный характер проекта. В </w:t>
       </w:r>
       <w:r>
@@ -9306,11 +9489,11 @@
         <w:pStyle w:val="13"/>
       </w:pPr>
       <w:r>
-        <w:t xml:space="preserve">В контексте бурного развития аффективных вычислений и компьютерного зрения рынок предлагает множество решений для анализа </w:t>
+        <w:t xml:space="preserve">В контексте бурного развития аффективных вычислений и компьютерного зрения рынок предлагает множество решений для анализа эмоциональных состояний, различающихся по архитектурному подходу, методологической основе и целевой направленности. Данный обзор </w:t>
       </w:r>
       <w:r>
         <w:lastRenderedPageBreak/>
-        <w:t xml:space="preserve">эмоциональных состояний, различающихся по архитектурному подходу, методологической основе и целевой направленности. Данный обзор сфокусирован на системах, представляющих наибольший интерес с точки зрения технологической зрелости и соответствия базовым задачам проекта: детекции лиц, классификации аффектов и демографических признаков. Отбор аналогов проводился на основе их цитируемости в академической литературе, </w:t>
+        <w:t xml:space="preserve">сфокусирован на системах, представляющих наибольший интерес с точки зрения технологической зрелости и соответствия базовым задачам проекта: детекции лиц, классификации аффектов и демографических признаков. Отбор аналогов проводился на основе их цитируемости в академической литературе, </w:t>
       </w:r>
       <w:r>
         <w:t>представленности в коммерческом секторе и полноты реализуемого функционального спектра.</w:t>
@@ -9328,205 +9511,256 @@
         </w:rPr>
         <w:t xml:space="preserve">1. </w:t>
       </w:r>
+      <w:proofErr w:type="spellStart"/>
       <w:r>
         <w:rPr>
           <w:rStyle w:val="a9"/>
           <w:b w:val="0"/>
           <w:bCs w:val="0"/>
         </w:rPr>
-        <w:t>Imentiv AI: облачная платформа для глубинного анализа эмоций</w:t>
-      </w:r>
+        <w:t>Imentiv</w:t>
+      </w:r>
+      <w:proofErr w:type="spellEnd"/>
       <w:r>
         <w:rPr>
           <w:rStyle w:val="a9"/>
           <w:b w:val="0"/>
           <w:bCs w:val="0"/>
         </w:rPr>
-        <w:t>.</w:t>
-      </w:r>
-      <w:r>
-        <w:br/>
-        <w:t>Платформа Imentiv AI представляет собой специализированный SaaS-сервис, ориентированный на</w:t>
-      </w:r>
-      <w:r>
-        <w:t xml:space="preserve"> задачу психометрического анализа видеоконтента через призму эмоциональных реакций. Архитектурной особенностью системы является использование каскадных нейросетевых моделей, обученных на обширных размеченных датасетах, включающих разнообразные этнические группы и условия освещенности. Помимо базового распознавания универсальных эмоций по схеме Экмана, система заявляет о возможности детекции сложных аффективных состояний, таких как скепсис, заинтересованность или замешательство, что достигается за счет анализа микровыражений и динамических паттернов изменения лицевой мускулатуры. Важным компонентом платформы является развитый модуль визуализации, предоставляющий не только динамические графики, но и тепловые карты активности лицевых зон, что повышает интерпретируемость результатов для эксперта-психолога. Однако, фундаментальным ограничением Imentiv AI является ее облачная, закрытая архитектура, требующая обязательной передачи видеоданных на сторонние серверы, что создает риски с точки зрения задержек, конфиденциальности данных и делает систему неприменимой в сценариях, требующих изолированной работы или обработки конфиденциального видеопотока в режиме строгого реального времени.</w:t>
-      </w:r>
-    </w:p>
-    <w:p>
-      <w:pPr>
-        <w:pStyle w:val="13"/>
-      </w:pPr>
-      <w:r>
-        <w:rPr>
-          <w:lang w:val="en-US"/>
-        </w:rPr>
-        <w:lastRenderedPageBreak/>
-        <w:t xml:space="preserve">2. </w:t>
-      </w:r>
-      <w:r>
-        <w:rPr>
-          <w:lang w:val="en-US"/>
-        </w:rPr>
-        <w:t xml:space="preserve">FaceReader (Noldus Information Technology): </w:t>
-      </w:r>
-      <w:r>
-        <w:t>лабораторный</w:t>
-      </w:r>
-      <w:r>
-        <w:rPr>
-          <w:lang w:val="en-US"/>
-        </w:rPr>
-        <w:t xml:space="preserve"> </w:t>
-      </w:r>
-      <w:r>
-        <w:t>эталон</w:t>
-      </w:r>
-      <w:r>
-        <w:rPr>
-          <w:lang w:val="en-US"/>
-        </w:rPr>
-        <w:t xml:space="preserve"> </w:t>
-      </w:r>
-      <w:r>
-        <w:t>валидности</w:t>
-      </w:r>
-      <w:r>
-        <w:rPr>
-          <w:lang w:val="en-US"/>
-        </w:rPr>
-        <w:t>.</w:t>
-      </w:r>
-      <w:r>
-        <w:rPr>
-          <w:lang w:val="en-US"/>
-        </w:rPr>
-        <w:br/>
-      </w:r>
-      <w:r>
-        <w:t>Программный комплекс FaceReader по праву считается эталонным решением в академической</w:t>
-      </w:r>
-      <w:r>
-        <w:t xml:space="preserve"> среде для проведения поведенческих исследований. Его методологическая основа строго следует принципам Facial Action Coding System (FACS), а алгоритмы детекции и классификации прошли многократную независимую валидацию, что обеспечивает высокую воспроизводимость и надежность результатов. Система осуществляет не только классификацию базовых эмоций, но и предоставляет количественные показатели интенсивности каждой эмоции через отслеживание активности конкретных групп лицевых мышц. Дополнительным преимуществом является наличие встроенных протоколов для синхронизации эмоциональных данных с другими типами сигналов, такими как данные электроэнцефалографии, кожно-гальванической реакции или трекинга взгляда, что делает FaceReader ядром комплексных мультимодальных исследовательских стендов. Несмотря на технологическое превосходство, система сохраняет ориентацию на узкоспециализированного пользователя-исследователя. Ее интерфейс изобилует профессиональной терминологией, </w:t>
-      </w:r>
-      <w:r>
-        <w:t>технологический процесс оптимизирован для последующего, ретроспективного анализа записанных видеоданных</w:t>
-      </w:r>
-      <w:r>
-        <w:t>, что требует значительных</w:t>
-      </w:r>
-      <w:r>
-        <w:t xml:space="preserve"> временных затрат на освоение и неприменимо для оперативного принятия решений в таких сферах, как </w:t>
-      </w:r>
-      <w:r>
-        <w:t>ритейл.</w:t>
-      </w:r>
-    </w:p>
-    <w:p>
-      <w:pPr>
-        <w:pStyle w:val="13"/>
+        <w:t xml:space="preserve"> AI: облачная платформа для глубинного анализа эмоций</w:t>
+      </w:r>
+      <w:r>
         <w:rPr>
           <w:rStyle w:val="a9"/>
           <w:b w:val="0"/>
           <w:bCs w:val="0"/>
         </w:rPr>
-      </w:pPr>
-      <w:r>
+        <w:t>.</w:t>
+      </w:r>
+      <w:r>
+        <w:br/>
+        <w:t xml:space="preserve">Платформа </w:t>
+      </w:r>
+      <w:proofErr w:type="spellStart"/>
+      <w:r>
+        <w:t>Imentiv</w:t>
+      </w:r>
+      <w:proofErr w:type="spellEnd"/>
+      <w:r>
+        <w:t xml:space="preserve"> AI представляет собой специализированный </w:t>
+      </w:r>
+      <w:proofErr w:type="spellStart"/>
+      <w:r>
+        <w:t>SaaS</w:t>
+      </w:r>
+      <w:proofErr w:type="spellEnd"/>
+      <w:r>
+        <w:t>-сервис, ориентированный на</w:t>
+      </w:r>
+      <w:r>
+        <w:t xml:space="preserve"> задачу психометрического анализа видеоконтента через призму эмоциональных реакций. Архитектурной особенностью системы является использование каскадных </w:t>
+      </w:r>
+      <w:proofErr w:type="spellStart"/>
+      <w:r>
+        <w:t>нейросетевых</w:t>
+      </w:r>
+      <w:proofErr w:type="spellEnd"/>
+      <w:r>
+        <w:t xml:space="preserve"> моделей, обученных на обширных размеченных </w:t>
+      </w:r>
+      <w:proofErr w:type="spellStart"/>
+      <w:r>
+        <w:t>датасетах</w:t>
+      </w:r>
+      <w:proofErr w:type="spellEnd"/>
+      <w:r>
+        <w:t xml:space="preserve">, включающих разнообразные этнические группы и условия освещенности. Помимо базового распознавания универсальных эмоций по схеме </w:t>
+      </w:r>
+      <w:proofErr w:type="spellStart"/>
+      <w:r>
+        <w:t>Экмана</w:t>
+      </w:r>
+      <w:proofErr w:type="spellEnd"/>
+      <w:r>
+        <w:t xml:space="preserve">, система заявляет о возможности детекции сложных аффективных состояний, таких как скепсис, заинтересованность или замешательство, что достигается за счет анализа </w:t>
+      </w:r>
+      <w:proofErr w:type="spellStart"/>
+      <w:r>
+        <w:t>микровыражений</w:t>
+      </w:r>
+      <w:proofErr w:type="spellEnd"/>
+      <w:r>
+        <w:t xml:space="preserve"> и динамических паттернов изменения лицевой мускулатуры. Важным компонентом платформы является развитый модуль визуализации, предоставляющий не только динамические графики, но и тепловые карты активности лицевых зон, что повышает интерпретируемость результатов для эксперта-психолога. Однако, фундаментальным ограничением </w:t>
+      </w:r>
+      <w:proofErr w:type="spellStart"/>
+      <w:r>
+        <w:t>Imentiv</w:t>
+      </w:r>
+      <w:proofErr w:type="spellEnd"/>
+      <w:r>
+        <w:t xml:space="preserve"> AI является ее облачная, закрытая архитектура, требующая обязательной передачи видеоданных на сторонние серверы, что создает риски с точки зрения задержек, конфиденциальности данных и делает систему неприменимой в сценариях, требующих изолированной работы или обработки конфиденциального видеопотока в режиме строгого реального времени.</w:t>
+      </w:r>
+    </w:p>
+    <w:p>
+      <w:pPr>
+        <w:pStyle w:val="13"/>
+      </w:pPr>
+      <w:r>
+        <w:rPr>
+          <w:lang w:val="en-US"/>
+        </w:rPr>
+        <w:t xml:space="preserve">2. </w:t>
+      </w:r>
+      <w:proofErr w:type="spellStart"/>
+      <w:r>
+        <w:rPr>
+          <w:lang w:val="en-US"/>
+        </w:rPr>
+        <w:t>FaceReader</w:t>
+      </w:r>
+      <w:proofErr w:type="spellEnd"/>
+      <w:r>
+        <w:rPr>
+          <w:lang w:val="en-US"/>
+        </w:rPr>
+        <w:t xml:space="preserve"> (</w:t>
+      </w:r>
+      <w:proofErr w:type="spellStart"/>
+      <w:r>
+        <w:rPr>
+          <w:lang w:val="en-US"/>
+        </w:rPr>
+        <w:t>Noldus</w:t>
+      </w:r>
+      <w:proofErr w:type="spellEnd"/>
+      <w:r>
+        <w:rPr>
+          <w:lang w:val="en-US"/>
+        </w:rPr>
+        <w:t xml:space="preserve"> Information Technology): </w:t>
+      </w:r>
+      <w:r>
+        <w:t>лабораторный</w:t>
+      </w:r>
+      <w:r>
+        <w:rPr>
+          <w:lang w:val="en-US"/>
+        </w:rPr>
+        <w:t xml:space="preserve"> </w:t>
+      </w:r>
+      <w:r>
+        <w:t>эталон</w:t>
+      </w:r>
+      <w:r>
+        <w:rPr>
+          <w:lang w:val="en-US"/>
+        </w:rPr>
+        <w:t xml:space="preserve"> </w:t>
+      </w:r>
+      <w:r>
+        <w:t>валидности</w:t>
+      </w:r>
+      <w:r>
+        <w:rPr>
+          <w:lang w:val="en-US"/>
+        </w:rPr>
+        <w:t>.</w:t>
+      </w:r>
+      <w:r>
+        <w:rPr>
+          <w:lang w:val="en-US"/>
+        </w:rPr>
+        <w:br/>
+      </w:r>
+      <w:r>
+        <w:t xml:space="preserve">Программный комплекс </w:t>
+      </w:r>
+      <w:proofErr w:type="spellStart"/>
+      <w:r>
+        <w:t>FaceReader</w:t>
+      </w:r>
+      <w:proofErr w:type="spellEnd"/>
+      <w:r>
+        <w:t xml:space="preserve"> по праву считается эталонным решением </w:t>
+      </w:r>
+      <w:r>
+        <w:lastRenderedPageBreak/>
+        <w:t>в академической</w:t>
+      </w:r>
+      <w:r>
+        <w:t xml:space="preserve"> среде для проведения поведенческих исследований. Его методологическая основа строго следует принципам </w:t>
+      </w:r>
+      <w:proofErr w:type="spellStart"/>
+      <w:r>
+        <w:t>Facial</w:t>
+      </w:r>
+      <w:proofErr w:type="spellEnd"/>
+      <w:r>
+        <w:t xml:space="preserve"> Action </w:t>
+      </w:r>
+      <w:proofErr w:type="spellStart"/>
+      <w:r>
+        <w:t>Coding</w:t>
+      </w:r>
+      <w:proofErr w:type="spellEnd"/>
+      <w:r>
+        <w:t xml:space="preserve"> System (FACS), а алгоритмы детекции и классификации прошли многократную независимую валидацию, что обеспечивает высокую воспроизводимость и надежность результатов. Система осуществляет не только классификацию базовых эмоций, но и предоставляет количественные показатели интенсивности каждой эмоции через отслеживание активности конкретных групп лицевых мышц. Дополнительным преимуществом является наличие встроенных протоколов для синхронизации эмоциональных данных с другими типами сигналов, такими как данные электроэнцефалографии, кожно-гальванической реакции или трекинга взгляда, что делает </w:t>
+      </w:r>
+      <w:proofErr w:type="spellStart"/>
+      <w:r>
+        <w:t>FaceReader</w:t>
+      </w:r>
+      <w:proofErr w:type="spellEnd"/>
+      <w:r>
+        <w:t xml:space="preserve"> ядром комплексных мультимодальных исследовательских стендов. Несмотря на технологическое превосходство, система сохраняет ориентацию на узкоспециализированного пользователя-исследователя. Ее интерфейс изобилует профессиональной терминологией, </w:t>
+      </w:r>
+      <w:r>
+        <w:t>технологический процесс оптимизирован для последующего, ретроспективного анализа записанных видеоданных</w:t>
+      </w:r>
+      <w:r>
+        <w:t>, что требует значительных</w:t>
+      </w:r>
+      <w:r>
+        <w:t xml:space="preserve"> временных затрат на освоение и неприменимо для оперативного принятия решений в таких сферах, как </w:t>
+      </w:r>
+      <w:r>
+        <w:t>ритейл.</w:t>
+      </w:r>
+    </w:p>
+    <w:p>
+      <w:pPr>
+        <w:pStyle w:val="13"/>
         <w:rPr>
           <w:rStyle w:val="a9"/>
           <w:b w:val="0"/>
           <w:bCs w:val="0"/>
         </w:rPr>
-        <w:t xml:space="preserve">3. </w:t>
-      </w:r>
+      </w:pPr>
       <w:r>
         <w:rPr>
           <w:rStyle w:val="a9"/>
           <w:b w:val="0"/>
           <w:bCs w:val="0"/>
         </w:rPr>
-        <w:t>MMER_FEASy: исследовательский прототип с акцентом на онлайн-обработку</w:t>
-      </w:r>
+        <w:t xml:space="preserve">3. </w:t>
+      </w:r>
+      <w:proofErr w:type="spellStart"/>
       <w:r>
         <w:rPr>
           <w:rStyle w:val="a9"/>
           <w:b w:val="0"/>
           <w:bCs w:val="0"/>
         </w:rPr>
-        <w:t>.</w:t>
-      </w:r>
-      <w:r>
-        <w:br/>
-        <w:t xml:space="preserve">Система MMER_FEASy (Multimodal Emotion Recognition </w:t>
-      </w:r>
-      <w:r>
-        <w:t xml:space="preserve">– </w:t>
-      </w:r>
-      <w:r>
-        <w:t>Facial Expression Analysis System</w:t>
-      </w:r>
-      <w:r>
-        <w:t xml:space="preserve">) выделяется в ряду аналогов декларируемой способностью к обработке видеопотока в режиме, приближенном к реальному времени, что роднит ее с задачами настоящего проекта. Архитектурно система построена на модульном принципе, где независимые подсистемы отвечают за детекцию лиц, нормализацию изображения, извлечение признаков и их классификацию. </w:t>
-      </w:r>
-      <w:r>
-        <w:lastRenderedPageBreak/>
-        <w:t>Признаковое пространство формируется как комбинация геометрических признаков</w:t>
-      </w:r>
-      <w:r>
-        <w:t xml:space="preserve">, то есть </w:t>
-      </w:r>
-      <w:r>
-        <w:t>расположение ключевых точек лица</w:t>
-      </w:r>
-      <w:r>
-        <w:t>,</w:t>
-      </w:r>
-      <w:r>
-        <w:t xml:space="preserve"> и текстурных признаков, извлекаемых с помощью фильтров Габора или предобученных свер</w:t>
-      </w:r>
-      <w:r>
-        <w:t>х</w:t>
-      </w:r>
-      <w:r>
-        <w:t xml:space="preserve">точных нейросетей. Интересной особенностью является реализация механизма трекинга лиц между кадрами, что позволяет снизить вычислительную нагрузку за счет повторного использования признаков для одного и того же индивида. Однако, будучи академическим прототипом, система демонстрирует ряд ограничений: документация и интерфейс не адаптированы для конечного пользователя, отсутствует внятная система визуализации групповых тенденций, а кодовая база зачастую зависит от специфичных версий библиотек, что создает сложности при развертывании. Кроме того, включение модуля идентификации личности вступает в противоречие с современными этическими трендами, требующими </w:t>
-      </w:r>
-      <w:r>
-        <w:t>минимизации хранения биометрических данных.</w:t>
-      </w:r>
-    </w:p>
-    <w:p>
-      <w:pPr>
-        <w:pStyle w:val="13"/>
-      </w:pPr>
-      <w:r>
-        <w:t>Анализ представленных систем позволяет выделить общие технологические тенденции в области. Доминирующим подходом к классификации эмоций стало использование глубоких свер</w:t>
-      </w:r>
-      <w:r>
-        <w:t>х</w:t>
-      </w:r>
-      <w:r>
-        <w:t xml:space="preserve">точных нейронных сетей, </w:t>
-      </w:r>
-      <w:r>
-        <w:t xml:space="preserve">обученных на крупных гетерогенных датасетах. Наблюдается постепенный отход от жесткой привязки к базовым эмоциям Экмана в сторону моделей, учитывающих </w:t>
-      </w:r>
-      <w:r>
-        <w:t>оценочной составляющей и уровня психофизиологического возбуждения, что точнее моделирует плавный, непрерывный характер </w:t>
-      </w:r>
-      <w:r>
-        <w:t xml:space="preserve">аффективных состояний. </w:t>
-      </w:r>
-    </w:p>
-    <w:p>
-      <w:pPr>
-        <w:pStyle w:val="13"/>
-      </w:pPr>
+        <w:t>MMER_FEASy</w:t>
+      </w:r>
+      <w:proofErr w:type="spellEnd"/>
       <w:r>
         <w:rPr>
           <w:rStyle w:val="a9"/>
           <w:b w:val="0"/>
           <w:bCs w:val="0"/>
         </w:rPr>
-        <w:t xml:space="preserve">Параллельно с эволюцией моделей классификации наблюдается прогресс в методах предобработки данных и аугментации, направленных на повышение робастности систем. Современные конвейеры обработки активно применяют алгоритмы автоматической коррекции освещения (гистограммная эквализация, адаптивное пороговое преобразование), методы детекции и компенсации размытия движения, а также синтетическую аугментацию обучающих датасетов. Последняя включает введение случайных артефактов, симулирующих условия низкого разрешения, частичную окклюзию лица и </w:t>
+        <w:t>: исследовательский прототип с акцентом на онлайн-обработку</w:t>
       </w:r>
       <w:r>
         <w:rPr>
@@ -9534,8 +9768,203 @@
           <w:b w:val="0"/>
           <w:bCs w:val="0"/>
         </w:rPr>
+        <w:t>.</w:t>
+      </w:r>
+      <w:r>
+        <w:br/>
+        <w:t xml:space="preserve">Система </w:t>
+      </w:r>
+      <w:proofErr w:type="spellStart"/>
+      <w:r>
+        <w:t>MMER_FEASy</w:t>
+      </w:r>
+      <w:proofErr w:type="spellEnd"/>
+      <w:r>
+        <w:t xml:space="preserve"> (</w:t>
+      </w:r>
+      <w:proofErr w:type="spellStart"/>
+      <w:r>
+        <w:t>Multimodal</w:t>
+      </w:r>
+      <w:proofErr w:type="spellEnd"/>
+      <w:r>
+        <w:t xml:space="preserve"> </w:t>
+      </w:r>
+      <w:proofErr w:type="spellStart"/>
+      <w:r>
+        <w:t>Emotion</w:t>
+      </w:r>
+      <w:proofErr w:type="spellEnd"/>
+      <w:r>
+        <w:t xml:space="preserve"> </w:t>
+      </w:r>
+      <w:proofErr w:type="spellStart"/>
+      <w:r>
+        <w:t>Recognition</w:t>
+      </w:r>
+      <w:proofErr w:type="spellEnd"/>
+      <w:r>
+        <w:t xml:space="preserve"> </w:t>
+      </w:r>
+      <w:r>
+        <w:t xml:space="preserve">– </w:t>
+      </w:r>
+      <w:proofErr w:type="spellStart"/>
+      <w:r>
+        <w:t>Facial</w:t>
+      </w:r>
+      <w:proofErr w:type="spellEnd"/>
+      <w:r>
+        <w:t xml:space="preserve"> </w:t>
+      </w:r>
+      <w:proofErr w:type="spellStart"/>
+      <w:r>
+        <w:t>Expression</w:t>
+      </w:r>
+      <w:proofErr w:type="spellEnd"/>
+      <w:r>
+        <w:t xml:space="preserve"> Analysis System</w:t>
+      </w:r>
+      <w:r>
+        <w:t>) выделяется в ряду аналогов декларируемой способностью к обработке видеопотока в режиме, приближенном к реальному времени, что роднит ее с задачами настоящего проекта. Архитектурно система построена на модульном принципе, где независимые подсистемы отвечают за детекцию лиц, нормализацию изображения, извлечение признаков и их классификацию. Признаковое пространство формируется как комбинация геометрических признаков</w:t>
+      </w:r>
+      <w:r>
+        <w:t xml:space="preserve">, то есть </w:t>
+      </w:r>
+      <w:r>
+        <w:t>расположение ключевых точек лица</w:t>
+      </w:r>
+      <w:r>
+        <w:t>,</w:t>
+      </w:r>
+      <w:r>
+        <w:t xml:space="preserve"> и текстурных признаков, извлекаемых с помощью фильтров </w:t>
+      </w:r>
+      <w:proofErr w:type="spellStart"/>
+      <w:r>
+        <w:t>Габора</w:t>
+      </w:r>
+      <w:proofErr w:type="spellEnd"/>
+      <w:r>
+        <w:t xml:space="preserve"> или </w:t>
+      </w:r>
+      <w:proofErr w:type="spellStart"/>
+      <w:r>
+        <w:t>предобученных</w:t>
+      </w:r>
+      <w:proofErr w:type="spellEnd"/>
+      <w:r>
+        <w:t xml:space="preserve"> </w:t>
+      </w:r>
+      <w:r>
         <w:lastRenderedPageBreak/>
-        <w:t>вариации цветовой температуры, что позволяет нейронным сетям обучаться инвариантным представлениям. Эти техники становятся стандартом для промышленных решений, стремящихся сохранять точность в неконтролируемых условиях съемки, характерных для прикладных сценариев мониторинга публичных пространств.</w:t>
+        <w:t>свер</w:t>
+      </w:r>
+      <w:r>
+        <w:t>х</w:t>
+      </w:r>
+      <w:r>
+        <w:t xml:space="preserve">точных нейросетей. Интересной особенностью является реализация механизма трекинга лиц между кадрами, что позволяет снизить вычислительную нагрузку за счет повторного использования признаков для одного и того же индивида. Однако, будучи академическим прототипом, система демонстрирует ряд ограничений: документация и интерфейс не адаптированы для конечного пользователя, отсутствует внятная система визуализации групповых тенденций, а кодовая база зачастую зависит от специфичных версий библиотек, что создает сложности при развертывании. Кроме того, включение модуля идентификации личности вступает в противоречие с современными этическими трендами, требующими </w:t>
+      </w:r>
+      <w:r>
+        <w:t>минимизации хранения биометрических данных.</w:t>
+      </w:r>
+    </w:p>
+    <w:p>
+      <w:pPr>
+        <w:pStyle w:val="13"/>
+      </w:pPr>
+      <w:r>
+        <w:t>Анализ представленных систем позволяет выделить общие технологические тенденции в области. Доминирующим подходом к классификации эмоций стало использование глубоких свер</w:t>
+      </w:r>
+      <w:r>
+        <w:t>х</w:t>
+      </w:r>
+      <w:r>
+        <w:t xml:space="preserve">точных нейронных сетей, </w:t>
+      </w:r>
+      <w:r>
+        <w:t xml:space="preserve">обученных на крупных гетерогенных </w:t>
+      </w:r>
+      <w:proofErr w:type="spellStart"/>
+      <w:r>
+        <w:t>датасетах</w:t>
+      </w:r>
+      <w:proofErr w:type="spellEnd"/>
+      <w:r>
+        <w:t xml:space="preserve">. Наблюдается постепенный отход от жесткой привязки к базовым эмоциям </w:t>
+      </w:r>
+      <w:proofErr w:type="spellStart"/>
+      <w:r>
+        <w:t>Экмана</w:t>
+      </w:r>
+      <w:proofErr w:type="spellEnd"/>
+      <w:r>
+        <w:t xml:space="preserve"> в сторону моделей, учитывающих </w:t>
+      </w:r>
+      <w:r>
+        <w:t>оценочной составляющей и уровня психофизиологического возбуждения, что точнее моделирует плавный, непрерывный характер </w:t>
+      </w:r>
+      <w:r>
+        <w:t xml:space="preserve">аффективных состояний. </w:t>
+      </w:r>
+    </w:p>
+    <w:p>
+      <w:pPr>
+        <w:pStyle w:val="13"/>
+      </w:pPr>
+      <w:r>
+        <w:rPr>
+          <w:rStyle w:val="a9"/>
+          <w:b w:val="0"/>
+          <w:bCs w:val="0"/>
+        </w:rPr>
+        <w:t xml:space="preserve">Параллельно с эволюцией моделей классификации наблюдается прогресс в методах предобработки данных и аугментации, направленных на повышение робастности систем. Современные конвейеры обработки активно применяют алгоритмы автоматической коррекции освещения (гистограммная </w:t>
+      </w:r>
+      <w:proofErr w:type="spellStart"/>
+      <w:r>
+        <w:rPr>
+          <w:rStyle w:val="a9"/>
+          <w:b w:val="0"/>
+          <w:bCs w:val="0"/>
+        </w:rPr>
+        <w:t>эквализация</w:t>
+      </w:r>
+      <w:proofErr w:type="spellEnd"/>
+      <w:r>
+        <w:rPr>
+          <w:rStyle w:val="a9"/>
+          <w:b w:val="0"/>
+          <w:bCs w:val="0"/>
+        </w:rPr>
+        <w:t xml:space="preserve">, адаптивное пороговое преобразование), методы детекции и компенсации размытия движения, а также синтетическую аугментацию обучающих </w:t>
+      </w:r>
+      <w:proofErr w:type="spellStart"/>
+      <w:r>
+        <w:rPr>
+          <w:rStyle w:val="a9"/>
+          <w:b w:val="0"/>
+          <w:bCs w:val="0"/>
+        </w:rPr>
+        <w:t>датасетов</w:t>
+      </w:r>
+      <w:proofErr w:type="spellEnd"/>
+      <w:r>
+        <w:rPr>
+          <w:rStyle w:val="a9"/>
+          <w:b w:val="0"/>
+          <w:bCs w:val="0"/>
+        </w:rPr>
+        <w:t xml:space="preserve">. Последняя включает введение случайных артефактов, симулирующих условия низкого разрешения, частичную окклюзию лица и вариации цветовой температуры, что позволяет нейронным сетям обучаться инвариантным представлениям. Эти техники становятся стандартом для промышленных решений, стремящихся сохранять точность в </w:t>
+      </w:r>
+      <w:r>
+        <w:rPr>
+          <w:rStyle w:val="a9"/>
+          <w:b w:val="0"/>
+          <w:bCs w:val="0"/>
+        </w:rPr>
+        <w:lastRenderedPageBreak/>
+        <w:t>неконтролируемых условиях съемки, характерных для прикладных сценариев мониторинга публичных пространств.</w:t>
       </w:r>
     </w:p>
     <w:p>
@@ -9608,7 +10037,6 @@
         <w:pStyle w:val="13"/>
       </w:pPr>
       <w:r>
-        <w:lastRenderedPageBreak/>
         <w:t>В контексте </w:t>
       </w:r>
       <w:r>
@@ -9620,7 +10048,23 @@
         <w:t>архитектуры и режима работы</w:t>
       </w:r>
       <w:r>
-        <w:t> наблюдаются два полярных подхода. С одной стороны, такие системы как Imentiv AI и FaceReader демонстрируют ориентацию на </w:t>
+        <w:t xml:space="preserve"> наблюдаются два полярных подхода. С одной стороны, такие системы как </w:t>
+      </w:r>
+      <w:proofErr w:type="spellStart"/>
+      <w:r>
+        <w:t>Imentiv</w:t>
+      </w:r>
+      <w:proofErr w:type="spellEnd"/>
+      <w:r>
+        <w:t xml:space="preserve"> AI и </w:t>
+      </w:r>
+      <w:proofErr w:type="spellStart"/>
+      <w:r>
+        <w:t>FaceReader</w:t>
+      </w:r>
+      <w:proofErr w:type="spellEnd"/>
+      <w:r>
+        <w:t xml:space="preserve"> демонстрируют ориентацию на </w:t>
       </w:r>
       <w:r>
         <w:rPr>
@@ -9631,7 +10075,19 @@
         <w:t>постобработку</w:t>
       </w:r>
       <w:r>
-        <w:t> заранее записанного контента. Их конвейеры оптимизированы для работы с целыми видеофайлами, что позволяет применять вычислительно сложные алгоритмы, проводить ретроспективный анализ и добиваться максимальной точности. С другой стороны, исследовательский прототип MMER_FEASy заявляет поддержку </w:t>
+        <w:t xml:space="preserve"> заранее записанного контента. </w:t>
+      </w:r>
+      <w:r>
+        <w:lastRenderedPageBreak/>
+        <w:t xml:space="preserve">Их конвейеры оптимизированы для работы с целыми видеофайлами, что позволяет применять вычислительно сложные алгоритмы, проводить ретроспективный анализ и добиваться максимальной точности. С другой стороны, исследовательский прототип </w:t>
+      </w:r>
+      <w:proofErr w:type="spellStart"/>
+      <w:r>
+        <w:t>MMER_FEASy</w:t>
+      </w:r>
+      <w:proofErr w:type="spellEnd"/>
+      <w:r>
+        <w:t xml:space="preserve"> заявляет поддержку </w:t>
       </w:r>
       <w:r>
         <w:rPr>
@@ -9708,7 +10164,6 @@
         <w:pStyle w:val="13"/>
       </w:pPr>
       <w:r>
-        <w:lastRenderedPageBreak/>
         <w:t>Анализ </w:t>
       </w:r>
       <w:r>
@@ -9720,7 +10175,11 @@
         <w:t>возможностей интеграции и расширения</w:t>
       </w:r>
       <w:r>
-        <w:t> выявляет третью проблемную зону. Рассмотренные системы проектировались как законченные, самодостаточные продукты. Их архитектура не предусматривает простых и документированных способов для подключения внешних источников данных или обогащения контекста анализа. Например, для исследования гипотезы о влиянии внешних факторов (таких как изменение освещения в помещении, громкость звукового сопровождения или, в более широком случае, погодные условия) на коллективное настроение, исследователю потребуется вручную синхронизировать временные ряды из разных систем. Отсутствие API или модульной архитектуры, позволяющей подключать «плагины» для сбора контекстной информации, существенно ограничивает исследовательский потенциал существующих решений.</w:t>
+        <w:t xml:space="preserve"> выявляет третью проблемную зону. Рассмотренные системы проектировались как законченные, самодостаточные продукты. Их архитектура не предусматривает простых и документированных способов для подключения внешних источников данных </w:t>
+      </w:r>
+      <w:r>
+        <w:lastRenderedPageBreak/>
+        <w:t>или обогащения контекста анализа. Например, для исследования гипотезы о влиянии внешних факторов (таких как изменение освещения в помещении, громкость звукового сопровождения или, в более широком случае, погодные условия) на коллективное настроение, исследователю потребуется вручную синхронизировать временные ряды из разных систем. Отсутствие API или модульной архитектуры, позволяющей подключать «плагины» для сбора контекстной информации, существенно ограничивает исследовательский потенциал существующих решений.</w:t>
       </w:r>
     </w:p>
     <w:p>
@@ -9739,7 +10198,23 @@
         <w:t>пользовательской ориентированности и этики</w:t>
       </w:r>
       <w:r>
-        <w:t> наблюдается выраженный дисбаланс. Промышленные решения (FaceReader) требуют значительных финансовых вложений и длительного обучения, будучи перегруженными функционалом, избыточным для прикладных задач мониторинга. Академические прототипы (MMER_FEASy), в свою очередь, лишены удобного интерфейса и поддержки. Более того, вопросу </w:t>
+        <w:t> наблюдается выраженный дисбаланс. Промышленные решения (</w:t>
+      </w:r>
+      <w:proofErr w:type="spellStart"/>
+      <w:r>
+        <w:t>FaceReader</w:t>
+      </w:r>
+      <w:proofErr w:type="spellEnd"/>
+      <w:r>
+        <w:t>) требуют значительных финансовых вложений и длительного обучения, будучи перегруженными функционалом, избыточным для прикладных задач мониторинга. Академические прототипы (</w:t>
+      </w:r>
+      <w:proofErr w:type="spellStart"/>
+      <w:r>
+        <w:t>MMER_FEASy</w:t>
+      </w:r>
+      <w:proofErr w:type="spellEnd"/>
+      <w:r>
+        <w:t>), в свою очередь, лишены удобного интерфейса и поддержки. Более того, вопросу </w:t>
       </w:r>
       <w:r>
         <w:t xml:space="preserve">этичной обработки данных не уделяется системного внимания. </w:t>
@@ -9773,33 +10248,48 @@
         <w:pStyle w:val="13"/>
       </w:pPr>
       <w:r>
-        <w:t xml:space="preserve">Возникновение данных функциональных разрядов носит не случайный, а системный характер, обусловленный различными парадигмами </w:t>
-      </w:r>
-      <w:r>
-        <w:lastRenderedPageBreak/>
-        <w:t>проектирования. Решения класса FaceReader развивались в рамках </w:t>
-      </w:r>
+        <w:t xml:space="preserve">Возникновение данных функциональных разрядов носит не случайный, а системный характер, обусловленный различными парадигмами проектирования. Решения класса </w:t>
+      </w:r>
+      <w:proofErr w:type="spellStart"/>
+      <w:r>
+        <w:t>FaceReader</w:t>
+      </w:r>
+      <w:proofErr w:type="spellEnd"/>
+      <w:r>
+        <w:t xml:space="preserve"> развивались в рамках </w:t>
+      </w:r>
+      <w:proofErr w:type="spellStart"/>
       <w:r>
         <w:rPr>
           <w:rStyle w:val="a9"/>
           <w:b w:val="0"/>
           <w:bCs w:val="0"/>
         </w:rPr>
-        <w:t>академическо-исследовательской парадигмы</w:t>
-      </w:r>
-      <w:r>
-        <w:t>, где приоритетами были максимальная валидность, воспроизводимость результатов и глубина анализа в ущерб оперативности и простоте использования. Напротив, облачные сервисы типа Imentiv AI сформировались в </w:t>
-      </w:r>
+        <w:t>академическо</w:t>
+      </w:r>
+      <w:proofErr w:type="spellEnd"/>
       <w:r>
         <w:rPr>
           <w:rStyle w:val="a9"/>
           <w:b w:val="0"/>
           <w:bCs w:val="0"/>
         </w:rPr>
-        <w:t>коммерческо-сервисной парадигме</w:t>
-      </w:r>
-      <w:r>
-        <w:t>, нацеленной на масштабируемость и удобство доступа через браузер, но вынужденно жертвующей скоростью отклика и контролем над данными. Академические прототипы вроде MMER_FEASy существуют в </w:t>
+        <w:t>-исследовательской парадигмы</w:t>
+      </w:r>
+      <w:r>
+        <w:t xml:space="preserve">, где приоритетами были максимальная валидность, воспроизводимость результатов и глубина анализа в ущерб оперативности и простоте использования. Напротив, облачные </w:t>
+      </w:r>
+      <w:r>
+        <w:lastRenderedPageBreak/>
+        <w:t xml:space="preserve">сервисы типа </w:t>
+      </w:r>
+      <w:proofErr w:type="spellStart"/>
+      <w:r>
+        <w:t>Imentiv</w:t>
+      </w:r>
+      <w:proofErr w:type="spellEnd"/>
+      <w:r>
+        <w:t xml:space="preserve"> AI сформировались в </w:t>
       </w:r>
       <w:r>
         <w:rPr>
@@ -9807,10 +10297,18 @@
           <w:b w:val="0"/>
           <w:bCs w:val="0"/>
         </w:rPr>
-        <w:t>экспериментально-демонстрационной парадигме</w:t>
-      </w:r>
-      <w:r>
-        <w:t>, доказывая техническую осуществимость подхода, но не доводя его до уровня законченного, оттестированного продукта. Таким образом, каждый сегмент рынка оптимизировал свой набор качеств, оставив неохваченной область, требующую синергии всех этих аспектов: </w:t>
+        <w:t>коммерческо-сервисной парадигме</w:t>
+      </w:r>
+      <w:r>
+        <w:t xml:space="preserve">, нацеленной на масштабируемость и удобство доступа через браузер, но вынужденно жертвующей скоростью отклика и контролем над данными. Академические прототипы вроде </w:t>
+      </w:r>
+      <w:proofErr w:type="spellStart"/>
+      <w:r>
+        <w:t>MMER_FEASy</w:t>
+      </w:r>
+      <w:proofErr w:type="spellEnd"/>
+      <w:r>
+        <w:t xml:space="preserve"> существуют в </w:t>
       </w:r>
       <w:r>
         <w:rPr>
@@ -9818,26 +10316,10 @@
           <w:b w:val="0"/>
           <w:bCs w:val="0"/>
         </w:rPr>
-        <w:t>научной обоснованности, инженерной надежности и прикладной ориентированности</w:t>
-      </w:r>
-      <w:r>
-        <w:t>.</w:t>
-      </w:r>
-    </w:p>
-    <w:p>
-      <w:pPr>
-        <w:pStyle w:val="13"/>
-      </w:pPr>
-      <w:r>
-        <w:t xml:space="preserve">Суммируя результаты сравнительного анализа, можно констатировать, что на рынке отсутствует решение, одновременно удовлетворяющее четырем критическим критериям: </w:t>
-      </w:r>
-    </w:p>
-    <w:p>
-      <w:pPr>
-        <w:pStyle w:val="13"/>
-      </w:pPr>
-      <w:r>
-        <w:t xml:space="preserve">– </w:t>
+        <w:t>экспериментально-демонстрационной парадигме</w:t>
+      </w:r>
+      <w:r>
+        <w:t>, доказывая техническую осуществимость подхода, но не доводя его до уровня законченного, оттестированного продукта. Таким образом, каждый сегмент рынка оптимизировал свой набор качеств, оставив неохваченной область, требующую синергии всех этих аспектов: </w:t>
       </w:r>
       <w:r>
         <w:rPr>
@@ -9845,10 +10327,10 @@
           <w:b w:val="0"/>
           <w:bCs w:val="0"/>
         </w:rPr>
-        <w:t>работа в режиме гарантированного реального времени</w:t>
-      </w:r>
-      <w:r>
-        <w:t>;</w:t>
+        <w:t>научной обоснованности, инженерной надежности и прикладной ориентированности</w:t>
+      </w:r>
+      <w:r>
+        <w:t>.</w:t>
       </w:r>
     </w:p>
     <w:p>
@@ -9856,10 +10338,15 @@
         <w:pStyle w:val="13"/>
       </w:pPr>
       <w:r>
+        <w:t xml:space="preserve">Суммируя результаты сравнительного анализа, можно констатировать, что на рынке отсутствует решение, одновременно удовлетворяющее четырем критическим критериям: </w:t>
+      </w:r>
+    </w:p>
+    <w:p>
+      <w:pPr>
+        <w:pStyle w:val="13"/>
+      </w:pPr>
+      <w:r>
         <w:t xml:space="preserve">– </w:t>
-      </w:r>
-      <w:r>
-        <w:t>предоставление </w:t>
       </w:r>
       <w:r>
         <w:rPr>
@@ -9867,7 +10354,21 @@
           <w:b w:val="0"/>
           <w:bCs w:val="0"/>
         </w:rPr>
-        <w:t>встроен</w:t>
+        <w:t>работа в режиме гарантированного реального времени</w:t>
+      </w:r>
+      <w:r>
+        <w:t>;</w:t>
+      </w:r>
+    </w:p>
+    <w:p>
+      <w:pPr>
+        <w:pStyle w:val="13"/>
+      </w:pPr>
+      <w:r>
+        <w:t xml:space="preserve">– </w:t>
+      </w:r>
+      <w:r>
+        <w:t>предоставление </w:t>
       </w:r>
       <w:r>
         <w:rPr>
@@ -9875,21 +10376,7 @@
           <w:b w:val="0"/>
           <w:bCs w:val="0"/>
         </w:rPr>
-        <w:t>ной аналитики на групповом уровне</w:t>
-      </w:r>
-      <w:r>
-        <w:t xml:space="preserve">; </w:t>
-      </w:r>
-    </w:p>
-    <w:p>
-      <w:pPr>
-        <w:pStyle w:val="13"/>
-      </w:pPr>
-      <w:r>
-        <w:t xml:space="preserve">– </w:t>
-      </w:r>
-      <w:r>
-        <w:t>поддержка </w:t>
+        <w:t>встроен</w:t>
       </w:r>
       <w:r>
         <w:rPr>
@@ -9897,7 +10384,7 @@
           <w:b w:val="0"/>
           <w:bCs w:val="0"/>
         </w:rPr>
-        <w:t>модульности и интеграции внешнего контекста</w:t>
+        <w:t>ной аналитики на групповом уровне</w:t>
       </w:r>
       <w:r>
         <w:t xml:space="preserve">; </w:t>
@@ -9909,6 +10396,9 @@
       </w:pPr>
       <w:r>
         <w:t xml:space="preserve">– </w:t>
+      </w:r>
+      <w:r>
+        <w:t>поддержка </w:t>
       </w:r>
       <w:r>
         <w:rPr>
@@ -9916,10 +10406,10 @@
           <w:b w:val="0"/>
           <w:bCs w:val="0"/>
         </w:rPr>
-        <w:t>доступность и соответствие этическим стандартам</w:t>
-      </w:r>
-      <w:r>
-        <w:t xml:space="preserve">. </w:t>
+        <w:t>модульности и интеграции внешнего контекста</w:t>
+      </w:r>
+      <w:r>
+        <w:t xml:space="preserve">; </w:t>
       </w:r>
     </w:p>
     <w:p>
@@ -9927,7 +10417,7 @@
         <w:pStyle w:val="13"/>
       </w:pPr>
       <w:r>
-        <w:t>Выявленные функциональные разряды не являются случайными пробелами, а отражают структурную особенность рынка, где продукты исторически развивались либо в сторону исследовательской глубины, либо в сторону узкой облачной услуги. Данный анализ четко определяет целевую нишу и обосновывает необходимость разработки нового модуля, призванного заполнить эти разряды. Такой модуль должен позиционироваться как </w:t>
+        <w:t xml:space="preserve">– </w:t>
       </w:r>
       <w:r>
         <w:rPr>
@@ -9935,32 +10425,51 @@
           <w:b w:val="0"/>
           <w:bCs w:val="0"/>
         </w:rPr>
-        <w:t>гибридное прикладное решение</w:t>
-      </w:r>
-      <w:r>
-        <w:t xml:space="preserve">, берущее от исследовательских систем точность алгоритмов, от облачных сервисов </w:t>
-      </w:r>
-      <w:r>
-        <w:t xml:space="preserve">– </w:t>
-      </w:r>
-      <w:r>
-        <w:t xml:space="preserve">акцент на визуализацию, и добавляющее принципиально новые качества: акцент на групповые метрики, </w:t>
-      </w:r>
-      <w:r>
-        <w:lastRenderedPageBreak/>
-        <w:t>архитектурную открытость для контекста и бескомпромиссное соблюдение приватности, что в совокупности сформирует его уникальное ценностное предложение.</w:t>
+        <w:t>доступность и соответствие этическим стандартам</w:t>
+      </w:r>
+      <w:r>
+        <w:t xml:space="preserve">. </w:t>
       </w:r>
     </w:p>
     <w:p>
       <w:pPr>
         <w:pStyle w:val="13"/>
       </w:pPr>
+      <w:r>
+        <w:t>Выявленные функциональные разряды не являются случайными пробелами, а отражают структурную особенность рынка, где продукты исторически развивались либо в сторону исследовательской глубины, либо в сторону узкой облачной услуги. Данный анализ четко определяет целевую нишу и обосновывает необходимость разработки нового модуля, призванного заполнить эти разряды. Такой модуль должен позиционироваться как </w:t>
+      </w:r>
       <w:r>
         <w:rPr>
           <w:rStyle w:val="a9"/>
           <w:b w:val="0"/>
           <w:bCs w:val="0"/>
         </w:rPr>
+        <w:t>гибридное прикладное решение</w:t>
+      </w:r>
+      <w:r>
+        <w:t xml:space="preserve">, берущее от исследовательских систем точность алгоритмов, от облачных сервисов </w:t>
+      </w:r>
+      <w:r>
+        <w:t xml:space="preserve">– </w:t>
+      </w:r>
+      <w:r>
+        <w:t xml:space="preserve">акцент на визуализацию, и добавляющее принципиально новые качества: акцент на групповые метрики, </w:t>
+      </w:r>
+      <w:r>
+        <w:t>архитектурную открытость для контекста и бескомпромиссное соблюдение приватности, что в совокупности сформирует его уникальное ценностное предложение.</w:t>
+      </w:r>
+    </w:p>
+    <w:p>
+      <w:pPr>
+        <w:pStyle w:val="13"/>
+      </w:pPr>
+      <w:r>
+        <w:rPr>
+          <w:rStyle w:val="a9"/>
+          <w:b w:val="0"/>
+          <w:bCs w:val="0"/>
+        </w:rPr>
+        <w:lastRenderedPageBreak/>
         <w:t>Ключевые выводы проведенного сравнения напрямую транслируются в конкретные проектные решения при разработке модуля. Требование реального времени диктует выбор высокопроизводительных библиотек компьютерного зрения и эффективных, оптимизированных моделей машинного обучения, возможно, с использованием квантизации. Потребность в групповой аналитике требует проектирования отдельного подмодуля агрегации и статистической обработки потоковых данных с алгоритмами усреднения, фильтрации выбросов и расчета доверительных интервалов. Необходимость интеграции внешнего контекста определяет архитектурный подход с четким разделением на ядро обработки сигналов и подключаемые адаптеры источников данных. Наконец, соблюдение этических стандартов должно быть заложено на уровне архитектуры данных: схема хранения должна исключать персонально идентифицирующую информацию, используя вместо этого сессионные идентификаторы и агрегированные показатели. Этот перевод функциональных требований в архитектурные принципы является следующим логическим шагом после проведенного анализа.</w:t>
       </w:r>
     </w:p>
@@ -11548,6 +12057,11 @@
       <w:lang w:val="ru" w:eastAsia="ru-RU"/>
     </w:rPr>
   </w:style>
+  <w:style w:type="character" w:customStyle="1" w:styleId="agcmg">
+    <w:name w:val="a_gcmg"/>
+    <w:basedOn w:val="a0"/>
+    <w:rsid w:val="002E70E8"/>
+  </w:style>
 </w:styles>
 </file>
 
